--- a/word_reports/LP_0089_위치_438_Boney M._Nightflight to V.docx
+++ b/word_reports/LP_0089_위치_438_Boney M._Nightflight to V.docx
@@ -4,7 +4,7 @@
   <w:body>
     <w:p>
       <w:pPr>
-        <w:spacing w:after="280"/>
+        <w:spacing w:after="80"/>
       </w:pPr>
       <w:r>
         <w:rPr w:rFonts="맑은 고딕">
@@ -13,94 +13,47 @@
           <w:color w:val="1E3A8A"/>
           <w:sz w:val="30"/>
         </w:rPr>
-        <w:t>[438] Boney M. - Nightflight to Venus</w:t>
+        <w:t>Boney M. (보니 M.) - Nightflight to Venus</w:t>
       </w:r>
     </w:p>
     <w:p>
       <w:pPr>
-        <w:spacing w:after="320"/>
+        <w:spacing w:after="240"/>
       </w:pPr>
       <w:r>
         <w:rPr w:rFonts="맑은 고딕">
           <w:rFonts w:ascii="맑은 고딕" w:hAnsi="맑은 고딕" w:eastAsia="맑은 고딕"/>
           <w:b/>
-          <w:sz w:val="20"/>
+          <w:color w:val="4B5563"/>
+          <w:sz w:val="22"/>
         </w:rPr>
-        <w:t>■ 위치 : 438</w:t>
-        <w:br/>
-      </w:r>
-      <w:r>
-        <w:rPr w:rFonts="맑은 고딕">
-          <w:rFonts w:ascii="맑은 고딕" w:hAnsi="맑은 고딕" w:eastAsia="맑은 고딕"/>
-          <w:b/>
-          <w:sz w:val="20"/>
-        </w:rPr>
-        <w:t>■ 아티스트 : Boney M.</w:t>
-        <w:br/>
-      </w:r>
-      <w:r>
-        <w:rPr w:rFonts="맑은 고딕">
-          <w:rFonts w:ascii="맑은 고딕" w:hAnsi="맑은 고딕" w:eastAsia="맑은 고딕"/>
-          <w:b/>
-          <w:sz w:val="20"/>
-        </w:rPr>
-        <w:t>■ 앨범명 : Nightflight to Venus</w:t>
-        <w:br/>
-      </w:r>
-      <w:r>
-        <w:rPr w:rFonts="맑은 고딕">
-          <w:rFonts w:ascii="맑은 고딕" w:hAnsi="맑은 고딕" w:eastAsia="맑은 고딕"/>
-          <w:b w:val="0"/>
-          <w:sz w:val="20"/>
-        </w:rPr>
-        <w:t>■ 음반 레이블 : Hansa Records</w:t>
-        <w:br/>
-      </w:r>
-      <w:r>
-        <w:rPr w:rFonts="맑은 고딕">
-          <w:rFonts w:ascii="맑은 고딕" w:hAnsi="맑은 고딕" w:eastAsia="맑은 고딕"/>
-          <w:b w:val="0"/>
-          <w:sz w:val="20"/>
-        </w:rPr>
-        <w:t>■ 발매년도 : 1978</w:t>
-        <w:br/>
-      </w:r>
-      <w:r>
-        <w:rPr w:rFonts="맑은 고딕">
-          <w:rFonts w:ascii="맑은 고딕" w:hAnsi="맑은 고딕" w:eastAsia="맑은 고딕"/>
-          <w:b w:val="0"/>
-          <w:sz w:val="20"/>
-        </w:rPr>
-        <w:t>■ 장르 : 유로 디스코 (Euro-Disco), 디스코 (Disco), 팝 (Pop)</w:t>
-        <w:br/>
-      </w:r>
-      <w:r>
-        <w:rPr w:rFonts="맑은 고딕">
-          <w:rFonts w:ascii="맑은 고딕" w:hAnsi="맑은 고딕" w:eastAsia="맑은 고딕"/>
-          <w:b w:val="0"/>
-          <w:sz w:val="20"/>
-        </w:rPr>
-        <w:t>■ 주요 수록곡 : 1. Nightflight to Venus</w:t>
-        <w:br/>
+        <w:t>위치 :  438</w:t>
       </w:r>
     </w:p>
     <w:p>
       <w:pPr>
-        <w:spacing w:after="160"/>
+        <w:spacing w:line="324" w:lineRule="auto" w:before="80" w:after="160"/>
       </w:pPr>
       <w:r>
         <w:rPr w:rFonts="맑은 고딕">
           <w:rFonts w:ascii="맑은 고딕" w:hAnsi="맑은 고딕" w:eastAsia="맑은 고딕"/>
           <w:b/>
           <w:color w:val="1F2937"/>
-          <w:sz w:val="24"/>
+          <w:sz w:val="22"/>
         </w:rPr>
-        <w:t>■ 음반 해설 및 감상 가이드</w:t>
+        <w:t xml:space="preserve">[음반 소개] </w:t>
+      </w:r>
+      <w:r>
+        <w:rPr w:rFonts="맑은 고딕">
+          <w:rFonts w:ascii="맑은 고딕" w:hAnsi="맑은 고딕" w:eastAsia="맑은 고딕"/>
+          <w:b w:val="0"/>
+          <w:sz w:val="21"/>
+        </w:rPr>
       </w:r>
     </w:p>
     <w:p>
       <w:pPr>
-        <w:spacing w:line="312" w:lineRule="auto" w:after="120"/>
+        <w:spacing w:line="324" w:lineRule="auto" w:after="120"/>
       </w:pPr>
       <w:r>
         <w:rPr w:rFonts="맑은 고딕">
@@ -108,51 +61,516 @@
           <w:b w:val="0"/>
           <w:sz w:val="21"/>
         </w:rPr>
-        <w:t>1970년대 후반 전 세계를 매료시킨 유로 디스코(Euro-Disco) 열풍의 중심에는 독일의 천재 프로듀서 프랭크 패리안(Frank Farian)이 창조해 낸 보컬 그룹 보니 엠(Boney M.)이 있었습니다. 1978년에 발표된 그들의 세 번째 정규 앨범 《Nightflight to Venus》는 보니 엠의 음악적 정점이자 유로 디스코 역사상 가장 상업적으로 성공하고 완벽한 만듦새를 자랑하는 명반입니다. 이 앨범은 영국 앨범 차트 1위를 비롯해 유럽 전역을 석권하며 그들을 명실상부한 세계적인 팝 스타의 반열에 올려놓았습니다.</w:t>
+        <w:t>1970년대 후반, 온 세상을 찬란한 섬광과 관능적인 리듬으로 물들였던 유로 디스코의 위대한 신화가 바로 이 한 장의 LP 속에 온전히 봉인되어 있습니다. 프랭크 파리안의 천재적인 프로듀싱과 카리브해의 뜨거운 숨결이 만나 탄생한 본 작전은, 단순한 댄스 플로어의 열기를 넘어 미지의 우주와 시공간을 가로지르는 서사적 낭만을 노래합니다. 시대를 풍미한 불멸의 선율들은 반세기가 흐른 지금도 턴테이블 위에서 검은 그루브를 따라 우아하게 회전하며 잊을 수 없는 노스탤지어를 선사합니다. 음악이 인류에게 줄 수 있는 가장 순수한 율동과 환희의 정점을 담아낸, 팝 역사상 가장 찬연하게 빛나는 명작입니다.</w:t>
       </w:r>
     </w:p>
     <w:p>
       <w:pPr>
-        <w:spacing w:line="312" w:lineRule="auto" w:after="120"/>
+        <w:spacing w:line="324" w:lineRule="auto" w:before="200" w:after="80"/>
       </w:pPr>
+      <w:r>
+        <w:rPr w:rFonts="맑은 고딕">
+          <w:rFonts w:ascii="맑은 고딕" w:hAnsi="맑은 고딕" w:eastAsia="맑은 고딕"/>
+          <w:b/>
+          <w:color w:val="1E3A8A"/>
+          <w:sz w:val="24"/>
+        </w:rPr>
+        <w:t>1. 음반 데이터</w:t>
+      </w:r>
+    </w:p>
+    <w:p>
+      <w:pPr>
+        <w:spacing w:line="324" w:lineRule="auto" w:after="80"/>
+      </w:pPr>
+      <w:r>
+        <w:rPr w:rFonts="맑은 고딕">
+          <w:rFonts w:ascii="맑은 고딕" w:hAnsi="맑은 고딕" w:eastAsia="맑은 고딕"/>
+          <w:b w:val="0"/>
+          <w:color w:val="6B7280"/>
+          <w:sz w:val="21"/>
+        </w:rPr>
+        <w:t xml:space="preserve">· </w:t>
+      </w:r>
+      <w:r>
+        <w:rPr w:rFonts="맑은 고딕">
+          <w:rFonts w:ascii="맑은 고딕" w:hAnsi="맑은 고딕" w:eastAsia="맑은 고딕"/>
+          <w:b/>
+          <w:color w:val="1F2937"/>
+          <w:sz w:val="21"/>
+        </w:rPr>
+        <w:t xml:space="preserve">앨범명: </w:t>
+      </w:r>
       <w:r>
         <w:rPr w:rFonts="맑은 고딕">
           <w:rFonts w:ascii="맑은 고딕" w:hAnsi="맑은 고딕" w:eastAsia="맑은 고딕"/>
           <w:b w:val="0"/>
           <w:sz w:val="21"/>
         </w:rPr>
-        <w:t>본 작의 가장 큰 음악적 특징은 우주적 판타지를 담은 SF 콘셉트와 다채로운 세계 음악 요소의 결합입니다. 타이틀곡 'Nightflight to Venus'의 웅장한 드럼 비트와 미래지향적인 아나운서 멘트로 시작되는 앨범은 곧이어 이국적이고 매혹적인 러시아 전설을 그린 'Rasputin'으로 자연스럽게 이어지며 감상자를 완벽히 압도합니다. 메인 보컬 리즈 미첼(Liz Mitchell)의 맑고 울림 있는 음색과 프로듀서 프랭크 패리안의 깊은 베이스 백킹 보컬이 이루는 조화는 보니 엠 특유의 중독성 강한 훅(Hook)을 완성하며, 리드미컬한 브라스 섹션과 오케스트레이션이 더해져 풍성한 디스코 사운드를 연출합니다.</w:t>
+        <w:t>Nightflight to Venus</w:t>
       </w:r>
     </w:p>
     <w:p>
       <w:pPr>
-        <w:spacing w:line="312" w:lineRule="auto" w:after="120"/>
+        <w:spacing w:line="324" w:lineRule="auto" w:after="80"/>
       </w:pPr>
+      <w:r>
+        <w:rPr w:rFonts="맑은 고딕">
+          <w:rFonts w:ascii="맑은 고딕" w:hAnsi="맑은 고딕" w:eastAsia="맑은 고딕"/>
+          <w:b w:val="0"/>
+          <w:color w:val="6B7280"/>
+          <w:sz w:val="21"/>
+        </w:rPr>
+        <w:t xml:space="preserve">· </w:t>
+      </w:r>
+      <w:r>
+        <w:rPr w:rFonts="맑은 고딕">
+          <w:rFonts w:ascii="맑은 고딕" w:hAnsi="맑은 고딕" w:eastAsia="맑은 고딕"/>
+          <w:b/>
+          <w:color w:val="1F2937"/>
+          <w:sz w:val="21"/>
+        </w:rPr>
+        <w:t xml:space="preserve">아티스트: </w:t>
+      </w:r>
       <w:r>
         <w:rPr w:rFonts="맑은 고딕">
           <w:rFonts w:ascii="맑은 고딕" w:hAnsi="맑은 고딕" w:eastAsia="맑은 고딕"/>
           <w:b w:val="0"/>
           <w:sz w:val="21"/>
         </w:rPr>
-        <w:t>앨범의 최고 히트곡인 'Rivers of Babylon'은 시편을 바탕으로 한 영성 깊은 가사에 경쾌한 칼립소 및 레게 리듬을 접목하여 세대를 초월한 팝 클래식이 되었습니다. 여기에 영국 록 밴드 크리에이션(The Creation)의 곡을 디스코 록으로 재해석한 'Painter Man'과 캐리비안 민요를 차용한 'Brown Girl in the Ring' 등 다채로운 스펙트럼이 앨범을 가득 채우고 있습니다. LP의 아날로그 홈을 따라 흘러나오는 강렬한 타악기 비트와 정교하게 배열된 사운드 레이어는 디스코 음악이 단순한 유흥용을 넘어 뛰어난 스튜디오 프로덕션의 결정체임을 증명합니다.</w:t>
+        <w:t>Boney M. (보니 M.)</w:t>
       </w:r>
     </w:p>
     <w:p>
       <w:pPr>
-        <w:spacing w:line="312" w:lineRule="auto" w:after="120"/>
+        <w:spacing w:line="324" w:lineRule="auto" w:after="80"/>
       </w:pPr>
+      <w:r>
+        <w:rPr w:rFonts="맑은 고딕">
+          <w:rFonts w:ascii="맑은 고딕" w:hAnsi="맑은 고딕" w:eastAsia="맑은 고딕"/>
+          <w:b w:val="0"/>
+          <w:color w:val="6B7280"/>
+          <w:sz w:val="21"/>
+        </w:rPr>
+        <w:t xml:space="preserve">· </w:t>
+      </w:r>
+      <w:r>
+        <w:rPr w:rFonts="맑은 고딕">
+          <w:rFonts w:ascii="맑은 고딕" w:hAnsi="맑은 고딕" w:eastAsia="맑은 고딕"/>
+          <w:b/>
+          <w:color w:val="1F2937"/>
+          <w:sz w:val="21"/>
+        </w:rPr>
+        <w:t xml:space="preserve">발매 정보: </w:t>
+      </w:r>
       <w:r>
         <w:rPr w:rFonts="맑은 고딕">
           <w:rFonts w:ascii="맑은 고딕" w:hAnsi="맑은 고딕" w:eastAsia="맑은 고딕"/>
           <w:b w:val="0"/>
           <w:sz w:val="21"/>
         </w:rPr>
-        <w:t>결론적으로 《Nightflight to Venus》는 팝 역사상 가장 강렬한 댄스 에너지와 섬세한 미학이 빚어낸 시대의 유산입니다. 시대를 초월하여 오늘날까지도 수많은 대중과 뮤지션들에게 영감을 주는 이 앨범은, LP 턴테이블 위에 바늘을 올리는 순간 1970년대 말 황홀했던 디스코의 황금기로 듣는 이를 단숨에 시공간 이동시키는 마법 같은 청각적 경험을 선사할 것입니다.</w:t>
+        <w:t>1978년 7월 서독의 한사 레코드(Hansa Records)를 통해 발매된 보니 M.의 통산 세 번째 정규 스튜디오 앨범으로, 유로 디스코와 스페이스 록의 미학적 결합을 선보인 기념비적 역작</w:t>
+      </w:r>
+    </w:p>
+    <w:p>
+      <w:pPr>
+        <w:spacing w:line="324" w:lineRule="auto" w:after="80"/>
+      </w:pPr>
+      <w:r>
+        <w:rPr w:rFonts="맑은 고딕">
+          <w:rFonts w:ascii="맑은 고딕" w:hAnsi="맑은 고딕" w:eastAsia="맑은 고딕"/>
+          <w:b w:val="0"/>
+          <w:color w:val="6B7280"/>
+          <w:sz w:val="21"/>
+        </w:rPr>
+        <w:t xml:space="preserve">· </w:t>
+      </w:r>
+      <w:r>
+        <w:rPr w:rFonts="맑은 고딕">
+          <w:rFonts w:ascii="맑은 고딕" w:hAnsi="맑은 고딕" w:eastAsia="맑은 고딕"/>
+          <w:b/>
+          <w:color w:val="1F2937"/>
+          <w:sz w:val="21"/>
+        </w:rPr>
+        <w:t xml:space="preserve">LP 인기도(판매량): </w:t>
+      </w:r>
+      <w:r>
+        <w:rPr w:rFonts="맑은 고딕">
+          <w:rFonts w:ascii="맑은 고딕" w:hAnsi="맑은 고딕" w:eastAsia="맑은 고딕"/>
+          <w:b w:val="0"/>
+          <w:sz w:val="21"/>
+        </w:rPr>
+        <w:t>발매 직후 영국 앨범 차트 4주 연속 1위를 비롯해 독일, 노르웨이 등 유럽 각국 차트를 석권하였으며, 전 세계적으로 수백만 장 이상의 경이적인 판매고를 기록한 당대 최고의 메가 히트 앨범</w:t>
+      </w:r>
+    </w:p>
+    <w:p>
+      <w:pPr>
+        <w:spacing w:line="324" w:lineRule="auto" w:after="80"/>
+      </w:pPr>
+      <w:r>
+        <w:rPr w:rFonts="맑은 고딕">
+          <w:rFonts w:ascii="맑은 고딕" w:hAnsi="맑은 고딕" w:eastAsia="맑은 고딕"/>
+          <w:b w:val="0"/>
+          <w:color w:val="6B7280"/>
+          <w:sz w:val="21"/>
+        </w:rPr>
+        <w:t xml:space="preserve">· </w:t>
+      </w:r>
+      <w:r>
+        <w:rPr w:rFonts="맑은 고딕">
+          <w:rFonts w:ascii="맑은 고딕" w:hAnsi="맑은 고딕" w:eastAsia="맑은 고딕"/>
+          <w:b/>
+          <w:color w:val="1F2937"/>
+          <w:sz w:val="21"/>
+        </w:rPr>
+        <w:t xml:space="preserve">각종 수상경력: </w:t>
+      </w:r>
+      <w:r>
+        <w:rPr w:rFonts="맑은 고딕">
+          <w:rFonts w:ascii="맑은 고딕" w:hAnsi="맑은 고딕" w:eastAsia="맑은 고딕"/>
+          <w:b w:val="0"/>
+          <w:sz w:val="21"/>
+        </w:rPr>
+        <w:t>영국 BPI 플래티넘, 독일 BVMI 더블 플래티넘 등 전 세계 수십 개국에서 골드 및 플래티넘 인증 획득, 서방 팝 그룹 최초로 냉전 시대 소련(모스크바 붉은 광장) 공연을 공식 허가받는 문화사적 파동을 일으킴</w:t>
+      </w:r>
+    </w:p>
+    <w:p>
+      <w:pPr>
+        <w:spacing w:line="324" w:lineRule="auto" w:before="200" w:after="80"/>
+      </w:pPr>
+      <w:r>
+        <w:rPr w:rFonts="맑은 고딕">
+          <w:rFonts w:ascii="맑은 고딕" w:hAnsi="맑은 고딕" w:eastAsia="맑은 고딕"/>
+          <w:b/>
+          <w:color w:val="1E3A8A"/>
+          <w:sz w:val="24"/>
+        </w:rPr>
+        <w:t>2. 아티스트 정보</w:t>
+      </w:r>
+    </w:p>
+    <w:p>
+      <w:pPr>
+        <w:spacing w:line="324" w:lineRule="auto" w:after="80"/>
+      </w:pPr>
+      <w:r>
+        <w:rPr w:rFonts="맑은 고딕">
+          <w:rFonts w:ascii="맑은 고딕" w:hAnsi="맑은 고딕" w:eastAsia="맑은 고딕"/>
+          <w:b w:val="0"/>
+          <w:color w:val="6B7280"/>
+          <w:sz w:val="21"/>
+        </w:rPr>
+        <w:t xml:space="preserve">· </w:t>
+      </w:r>
+      <w:r>
+        <w:rPr w:rFonts="맑은 고딕">
+          <w:rFonts w:ascii="맑은 고딕" w:hAnsi="맑은 고딕" w:eastAsia="맑은 고딕"/>
+          <w:b/>
+          <w:color w:val="1F2937"/>
+          <w:sz w:val="21"/>
+        </w:rPr>
+        <w:t xml:space="preserve">국적: </w:t>
+      </w:r>
+      <w:r>
+        <w:rPr w:rFonts="맑은 고딕">
+          <w:rFonts w:ascii="맑은 고딕" w:hAnsi="맑은 고딕" w:eastAsia="맑은 고딕"/>
+          <w:b w:val="0"/>
+          <w:sz w:val="21"/>
+        </w:rPr>
+        <w:t>독일 (서독 결성 / 멤버 전원 카리브해 출신)</w:t>
+      </w:r>
+    </w:p>
+    <w:p>
+      <w:pPr>
+        <w:spacing w:line="324" w:lineRule="auto" w:after="80"/>
+      </w:pPr>
+      <w:r>
+        <w:rPr w:rFonts="맑은 고딕">
+          <w:rFonts w:ascii="맑은 고딕" w:hAnsi="맑은 고딕" w:eastAsia="맑은 고딕"/>
+          <w:b w:val="0"/>
+          <w:color w:val="6B7280"/>
+          <w:sz w:val="21"/>
+        </w:rPr>
+        <w:t xml:space="preserve">· </w:t>
+      </w:r>
+      <w:r>
+        <w:rPr w:rFonts="맑은 고딕">
+          <w:rFonts w:ascii="맑은 고딕" w:hAnsi="맑은 고딕" w:eastAsia="맑은 고딕"/>
+          <w:b/>
+          <w:color w:val="1F2937"/>
+          <w:sz w:val="21"/>
+        </w:rPr>
+        <w:t xml:space="preserve">생몰년도: </w:t>
+      </w:r>
+      <w:r>
+        <w:rPr w:rFonts="맑은 고딕">
+          <w:rFonts w:ascii="맑은 고딕" w:hAnsi="맑은 고딕" w:eastAsia="맑은 고딕"/>
+          <w:b w:val="0"/>
+          <w:sz w:val="21"/>
+        </w:rPr>
+        <w:t>1975년 결성</w:t>
+      </w:r>
+    </w:p>
+    <w:p>
+      <w:pPr>
+        <w:spacing w:line="324" w:lineRule="auto" w:after="80"/>
+      </w:pPr>
+      <w:r>
+        <w:rPr w:rFonts="맑은 고딕">
+          <w:rFonts w:ascii="맑은 고딕" w:hAnsi="맑은 고딕" w:eastAsia="맑은 고딕"/>
+          <w:b w:val="0"/>
+          <w:color w:val="6B7280"/>
+          <w:sz w:val="21"/>
+        </w:rPr>
+        <w:t xml:space="preserve">· </w:t>
+      </w:r>
+      <w:r>
+        <w:rPr w:rFonts="맑은 고딕">
+          <w:rFonts w:ascii="맑은 고딕" w:hAnsi="맑은 고딕" w:eastAsia="맑은 고딕"/>
+          <w:b/>
+          <w:color w:val="1F2937"/>
+          <w:sz w:val="21"/>
+        </w:rPr>
+        <w:t xml:space="preserve">그룹 소속: </w:t>
+      </w:r>
+      <w:r>
+        <w:rPr w:rFonts="맑은 고딕">
+          <w:rFonts w:ascii="맑은 고딕" w:hAnsi="맑은 고딕" w:eastAsia="맑은 고딕"/>
+          <w:b w:val="0"/>
+          <w:sz w:val="21"/>
+        </w:rPr>
+        <w:t>4인조 혼성 팝/디스코 그룹</w:t>
+      </w:r>
+    </w:p>
+    <w:p>
+      <w:pPr>
+        <w:spacing w:line="324" w:lineRule="auto" w:after="80"/>
+      </w:pPr>
+      <w:r>
+        <w:rPr w:rFonts="맑은 고딕">
+          <w:rFonts w:ascii="맑은 고딕" w:hAnsi="맑은 고딕" w:eastAsia="맑은 고딕"/>
+          <w:b w:val="0"/>
+          <w:color w:val="6B7280"/>
+          <w:sz w:val="21"/>
+        </w:rPr>
+        <w:t xml:space="preserve">· </w:t>
+      </w:r>
+      <w:r>
+        <w:rPr w:rFonts="맑은 고딕">
+          <w:rFonts w:ascii="맑은 고딕" w:hAnsi="맑은 고딕" w:eastAsia="맑은 고딕"/>
+          <w:b/>
+          <w:color w:val="1F2937"/>
+          <w:sz w:val="21"/>
+        </w:rPr>
+        <w:t xml:space="preserve">아티스트 소개: </w:t>
+      </w:r>
+      <w:r>
+        <w:rPr w:rFonts="맑은 고딕">
+          <w:rFonts w:ascii="맑은 고딕" w:hAnsi="맑은 고딕" w:eastAsia="맑은 고딕"/>
+          <w:b w:val="0"/>
+          <w:sz w:val="21"/>
+        </w:rPr>
+        <w:t>독일 출신의 프로듀서 프랭크 파리안의 정교한 스튜디오 오케스트레이션과 리즈 미첼의 청명하고 소울풀한 리드 보컬, 그리고 바비 패럴의 압도적인 퍼포먼스가 결합하여 팝 음악계에 유로 디스코 열풍을 촉발한 전설적인 그룹입니다. 카리브해 특유의 토속적인 서정과 유럽의 세련된 일렉트로닉 편곡을 융합하여 인종과 국경, 이념의 장벽을 뛰어넘은 세계적인 문화 아이콘으로 평가받습니다.</w:t>
+      </w:r>
+    </w:p>
+    <w:p>
+      <w:pPr>
+        <w:spacing w:line="324" w:lineRule="auto" w:before="200" w:after="80"/>
+      </w:pPr>
+      <w:r>
+        <w:rPr w:rFonts="맑은 고딕">
+          <w:rFonts w:ascii="맑은 고딕" w:hAnsi="맑은 고딕" w:eastAsia="맑은 고딕"/>
+          <w:b/>
+          <w:color w:val="1E3A8A"/>
+          <w:sz w:val="24"/>
+        </w:rPr>
+        <w:t>3. 음반 상세 분석</w:t>
+      </w:r>
+    </w:p>
+    <w:p>
+      <w:pPr>
+        <w:spacing w:line="324" w:lineRule="auto" w:after="80"/>
+      </w:pPr>
+      <w:r>
+        <w:rPr w:rFonts="맑은 고딕">
+          <w:rFonts w:ascii="맑은 고딕" w:hAnsi="맑은 고딕" w:eastAsia="맑은 고딕"/>
+          <w:b w:val="0"/>
+          <w:color w:val="6B7280"/>
+          <w:sz w:val="21"/>
+        </w:rPr>
+        <w:t xml:space="preserve">· </w:t>
+      </w:r>
+      <w:r>
+        <w:rPr w:rFonts="맑은 고딕">
+          <w:rFonts w:ascii="맑은 고딕" w:hAnsi="맑은 고딕" w:eastAsia="맑은 고딕"/>
+          <w:b/>
+          <w:color w:val="1F2937"/>
+          <w:sz w:val="21"/>
+        </w:rPr>
+        <w:t xml:space="preserve">역사적 위치: </w:t>
+      </w:r>
+      <w:r>
+        <w:rPr w:rFonts="맑은 고딕">
+          <w:rFonts w:ascii="맑은 고딕" w:hAnsi="맑은 고딕" w:eastAsia="맑은 고딕"/>
+          <w:b w:val="0"/>
+          <w:sz w:val="21"/>
+        </w:rPr>
+        <w:t>본 앨범은 1970년대 말 정점에 달했던 디스코 장르에 공상과학적(Sci-Fi) 상상력과 서사시적 구성을 부여함으로써 댄스 팝의 미학적 지평을 한 단계 격상시킨 걸작입니다. 자메이카 민요, 구약성서의 시편, 러시아 제국의 역사를 아우르는 파격적인 테마를 정교한 베이스라인과 오케스트라 사운드로 엮어내어, 단순한 유행가를 넘어 반세기를 관통하는 클래식 팝의 반열에 올랐습니다.</w:t>
+      </w:r>
+    </w:p>
+    <w:p>
+      <w:pPr>
+        <w:spacing w:line="324" w:lineRule="auto" w:after="80"/>
+      </w:pPr>
+      <w:r>
+        <w:rPr w:rFonts="맑은 고딕">
+          <w:rFonts w:ascii="맑은 고딕" w:hAnsi="맑은 고딕" w:eastAsia="맑은 고딕"/>
+          <w:b w:val="0"/>
+          <w:color w:val="6B7280"/>
+          <w:sz w:val="21"/>
+        </w:rPr>
+        <w:t xml:space="preserve">· </w:t>
+      </w:r>
+      <w:r>
+        <w:rPr w:rFonts="맑은 고딕">
+          <w:rFonts w:ascii="맑은 고딕" w:hAnsi="맑은 고딕" w:eastAsia="맑은 고딕"/>
+          <w:b/>
+          <w:color w:val="1F2937"/>
+          <w:sz w:val="21"/>
+        </w:rPr>
+        <w:t xml:space="preserve">시대의 흔적(스토리텔링): </w:t>
+      </w:r>
+      <w:r>
+        <w:rPr w:rFonts="맑은 고딕">
+          <w:rFonts w:ascii="맑은 고딕" w:hAnsi="맑은 고딕" w:eastAsia="맑은 고딕"/>
+          <w:b w:val="0"/>
+          <w:sz w:val="21"/>
+        </w:rPr>
+        <w:t>냉전의 긴장이 감돌던 1978년, 이 음반은 철의 장막을 뚫고 모스크바 청년들의 심장까지 뒤흔들며 자유와 해방의 송가가 되었습니다. 또한 당시 대한민국을 비롯한 전 세계의 음악다방과 롤러스케이트장, 젊음이 모이는 모든 공간마다 흘러나오며 한 시대를 풍미한 청춘들의 뜨거운 열정과 순수했던 아날로그적 낭만을 고스란히 간직하고 있습니다.</w:t>
+      </w:r>
+    </w:p>
+    <w:p>
+      <w:pPr>
+        <w:spacing w:line="324" w:lineRule="auto" w:before="200" w:after="80"/>
+      </w:pPr>
+      <w:r>
+        <w:rPr w:rFonts="맑은 고딕">
+          <w:rFonts w:ascii="맑은 고딕" w:hAnsi="맑은 고딕" w:eastAsia="맑은 고딕"/>
+          <w:b/>
+          <w:color w:val="1E3A8A"/>
+          <w:sz w:val="24"/>
+        </w:rPr>
+        <w:t>4. 주요 수록곡 및 감상 제언</w:t>
+      </w:r>
+    </w:p>
+    <w:p>
+      <w:pPr>
+        <w:spacing w:line="324" w:lineRule="auto" w:after="80"/>
+      </w:pPr>
+      <w:r>
+        <w:rPr w:rFonts="맑은 고딕">
+          <w:rFonts w:ascii="맑은 고딕" w:hAnsi="맑은 고딕" w:eastAsia="맑은 고딕"/>
+          <w:b w:val="0"/>
+          <w:color w:val="6B7280"/>
+          <w:sz w:val="21"/>
+        </w:rPr>
+        <w:t xml:space="preserve">· </w:t>
+      </w:r>
+      <w:r>
+        <w:rPr w:rFonts="맑은 고딕">
+          <w:rFonts w:ascii="맑은 고딕" w:hAnsi="맑은 고딕" w:eastAsia="맑은 고딕"/>
+          <w:b/>
+          <w:color w:val="1F2937"/>
+          <w:sz w:val="21"/>
+        </w:rPr>
+        <w:t xml:space="preserve">주요 수록곡 특징: </w:t>
+      </w:r>
+      <w:r>
+        <w:rPr w:rFonts="맑은 고딕">
+          <w:rFonts w:ascii="맑은 고딕" w:hAnsi="맑은 고딕" w:eastAsia="맑은 고딕"/>
+          <w:b w:val="0"/>
+          <w:sz w:val="21"/>
+        </w:rPr>
+        <w:t>신비로운 내레이션과 드럼 비트로 우주적 공간감을 여는 타이틀곡 'Nightflight to Venus', 시편 137편을 애잔하면서도 경쾌한 레게 디스코로 재해석하여 전 세계인의 애창곡이 된 'Rivers of Babylon', 러시아 괴승의 일대기를 드라마틱한 현악 선율과 박력 있는 비트로 엮어낸 불멸의 명곡 'Rasputin' 등 전 트랙이 유려한 서정성과 폭발적인 에너지를 품고 있습니다.</w:t>
+      </w:r>
+    </w:p>
+    <w:p>
+      <w:pPr>
+        <w:spacing w:line="324" w:lineRule="auto" w:after="80"/>
+      </w:pPr>
+      <w:r>
+        <w:rPr w:rFonts="맑은 고딕">
+          <w:rFonts w:ascii="맑은 고딕" w:hAnsi="맑은 고딕" w:eastAsia="맑은 고딕"/>
+          <w:b w:val="0"/>
+          <w:color w:val="6B7280"/>
+          <w:sz w:val="21"/>
+        </w:rPr>
+        <w:t xml:space="preserve">· </w:t>
+      </w:r>
+      <w:r>
+        <w:rPr w:rFonts="맑은 고딕">
+          <w:rFonts w:ascii="맑은 고딕" w:hAnsi="맑은 고딕" w:eastAsia="맑은 고딕"/>
+          <w:b/>
+          <w:color w:val="1F2937"/>
+          <w:sz w:val="21"/>
+        </w:rPr>
+        <w:t xml:space="preserve">빈티지 감상 제언: </w:t>
+      </w:r>
+      <w:r>
+        <w:rPr w:rFonts="맑은 고딕">
+          <w:rFonts w:ascii="맑은 고딕" w:hAnsi="맑은 고딕" w:eastAsia="맑은 고딕"/>
+          <w:b w:val="0"/>
+          <w:sz w:val="21"/>
+        </w:rPr>
+        <w:t>디지털 음원으로는 결코 체감할 수 없는 LP 그루브 특유의 묵직한 아날로그 베이스 타격감과 브라스 세션의 따뜻한 공명에 귀를 기울여 보시기 바랍니다. 진공관 앰프의 온기가 더해질 때 뿜어져 나오는 풍성한 저역과 현악 오케스트레이션의 입체적인 무대감은 아날로그 오디오 시스템에서 비로소 그 진가를 완벽하게 발휘합니다.</w:t>
+      </w:r>
+    </w:p>
+    <w:p>
+      <w:pPr>
+        <w:spacing w:line="324" w:lineRule="auto" w:after="80"/>
+      </w:pPr>
+      <w:r>
+        <w:rPr w:rFonts="맑은 고딕">
+          <w:rFonts w:ascii="맑은 고딕" w:hAnsi="맑은 고딕" w:eastAsia="맑은 고딕"/>
+          <w:b w:val="0"/>
+          <w:color w:val="6B7280"/>
+          <w:sz w:val="21"/>
+        </w:rPr>
+        <w:t xml:space="preserve">· </w:t>
+      </w:r>
+      <w:r>
+        <w:rPr w:rFonts="맑은 고딕">
+          <w:rFonts w:ascii="맑은 고딕" w:hAnsi="맑은 고딕" w:eastAsia="맑은 고딕"/>
+          <w:b/>
+          <w:color w:val="1F2937"/>
+          <w:sz w:val="21"/>
+        </w:rPr>
+        <w:t xml:space="preserve">소장 가치: </w:t>
+      </w:r>
+      <w:r>
+        <w:rPr w:rFonts="맑은 고딕">
+          <w:rFonts w:ascii="맑은 고딕" w:hAnsi="맑은 고딕" w:eastAsia="맑은 고딕"/>
+          <w:b w:val="0"/>
+          <w:sz w:val="21"/>
+        </w:rPr>
+        <w:t>유로 디스코 황금기를 대표하는 상징적인 SF 콘셉트의 게이트폴드 커버 아트워크와 대중음악사의 결정적 순간을 고스란히 담아낸 기록물로서, 정통 LP 컬렉터라면 결코 놓칠 수 없는 불멸의 컬렉터스 아이템입니다.</w:t>
+      </w:r>
+    </w:p>
+    <w:p>
+      <w:pPr>
+        <w:spacing w:line="324" w:lineRule="auto" w:after="120" w:before="160"/>
+      </w:pPr>
+      <w:r>
+        <w:rPr w:rFonts="맑은 고딕">
+          <w:rFonts w:ascii="맑은 고딕" w:hAnsi="맑은 고딕" w:eastAsia="맑은 고딕"/>
+          <w:b/>
+          <w:color w:val="4338CA"/>
+          <w:sz w:val="21"/>
+        </w:rPr>
+        <w:t>이 음반을 통해 턴테이블 위에서 찬란하게 부활하는 1970년대의 뜨거운 환희와 서정적인 낭만이 전해주는 감동을 다시 한번 경험해 보시는 것은 어떨까요?</w:t>
       </w:r>
     </w:p>
     <w:sectPr>
       <w:pgSz w:w="12240" w:h="15840"/>
-      <w:pgMar w:top="1440" w:right="1440" w:bottom="1440" w:left="1440" w:header="720" w:footer="720" w:gutter="0"/>
+      <w:pgMar w:top="1152" w:right="1296" w:bottom="1152" w:left="1296" w:header="720" w:footer="720" w:gutter="0"/>
       <w:cols w:space="720"/>
       <w:docGrid w:linePitch="360"/>
     </w:sectPr>

--- a/word_reports/LP_0089_위치_438_Boney M._Nightflight to V.docx
+++ b/word_reports/LP_0089_위치_438_Boney M._Nightflight to V.docx
@@ -32,7 +32,7 @@
     </w:p>
     <w:p>
       <w:pPr>
-        <w:spacing w:line="324" w:lineRule="auto" w:before="80" w:after="160"/>
+        <w:spacing w:line="324" w:lineRule="auto" w:before="80" w:after="120"/>
       </w:pPr>
       <w:r>
         <w:rPr w:rFonts="맑은 고딕">
@@ -42,13 +42,6 @@
           <w:sz w:val="22"/>
         </w:rPr>
         <w:t xml:space="preserve">[음반 소개] </w:t>
-      </w:r>
-      <w:r>
-        <w:rPr w:rFonts="맑은 고딕">
-          <w:rFonts w:ascii="맑은 고딕" w:hAnsi="맑은 고딕" w:eastAsia="맑은 고딕"/>
-          <w:b w:val="0"/>
-          <w:sz w:val="21"/>
-        </w:rPr>
       </w:r>
     </w:p>
     <w:p>
@@ -61,7 +54,46 @@
           <w:b w:val="0"/>
           <w:sz w:val="21"/>
         </w:rPr>
-        <w:t>1970년대 후반, 온 세상을 찬란한 섬광과 관능적인 리듬으로 물들였던 유로 디스코의 위대한 신화가 바로 이 한 장의 LP 속에 온전히 봉인되어 있습니다. 프랭크 파리안의 천재적인 프로듀싱과 카리브해의 뜨거운 숨결이 만나 탄생한 본 작전은, 단순한 댄스 플로어의 열기를 넘어 미지의 우주와 시공간을 가로지르는 서사적 낭만을 노래합니다. 시대를 풍미한 불멸의 선율들은 반세기가 흐른 지금도 턴테이블 위에서 검은 그루브를 따라 우아하게 회전하며 잊을 수 없는 노스탤지어를 선사합니다. 음악이 인류에게 줄 수 있는 가장 순수한 율동과 환희의 정점을 담아낸, 팝 역사상 가장 찬연하게 빛나는 명작입니다.</w:t>
+        <w:t>1970년대 후반, 전 세계 대중음악계의 밤을 찬란한 미러볼의 빛으로 물들였던 유로 디스코(Euro Disco)의 거대한 파고 속에서, 보니 M.(Boney M.)의 정규 3집 [Nightflight to Venus]는 단순한 댄스 플로어의 열기를 넘어 하나의 거대한 신화적 서사를 완성해 낸 기념비적 걸작입니다. 프로듀서 프랭크 파리안(Frank Farian)의 탁월한 음악적 연출력과 카리브해의 뜨거운 혈통을 지닌 멤버들의 생명력이 결합하여 탄생한 이 앨범은, 당시 냉전의 그늘이 드리웠던 유럽과 전 세계를 향해 탈출과 해방의 축제를 선사하였습니다.</w:t>
+      </w:r>
+    </w:p>
+    <w:p>
+      <w:pPr>
+        <w:spacing w:line="324" w:lineRule="auto" w:after="120"/>
+      </w:pPr>
+      <w:r>
+        <w:rPr w:rFonts="맑은 고딕">
+          <w:rFonts w:ascii="맑은 고딕" w:hAnsi="맑은 고딕" w:eastAsia="맑은 고딕"/>
+          <w:b w:val="0"/>
+          <w:sz w:val="21"/>
+        </w:rPr>
+        <w:t>앨범은 타이틀곡에서 감지할 수 있듯, 1970년대 말 인류가 품었던 스페이스 에이지(Space Age)의 우주적 동경을 첨단 신디사이저와 묵직한 록 비트의 그루브로 구현해 내며 출발합니다. SF 영화의 한 장면처럼 펼쳐지는 기계음과 보코더 음향은 곧이어 폭발하는 원초적 리듬과 조화를 이루며 청자들을 금성으로 향하는 환상적인 야간 비행으로 초대합니다. 이는 당대 유로 팝이 도달할 수 있었던 가장 진보적이면서도 대중적인 사운드 텍스처의 극치를 보여주며, 대중음악사에 유로 디스코의 기술적 도약을 각인시켰습니다.</w:t>
+      </w:r>
+    </w:p>
+    <w:p>
+      <w:pPr>
+        <w:spacing w:line="324" w:lineRule="auto" w:after="120"/>
+      </w:pPr>
+      <w:r>
+        <w:rPr w:rFonts="맑은 고딕">
+          <w:rFonts w:ascii="맑은 고딕" w:hAnsi="맑은 고딕" w:eastAsia="맑은 고딕"/>
+          <w:b w:val="0"/>
+          <w:sz w:val="21"/>
+        </w:rPr>
+        <w:t>무엇보다 이 음반이 오랜 세월 동안 클래식의 반열에서 빛나는 이유는 장르의 경계를 허문 파격적인 서사적 깊이에 있습니다. 성서 시편 137편의 절절한 디아스포라의 슬픔을 눈부시게 밝은 레게풍 멜로디 속에 감춘 불후의 명곡 'Rivers of Babylon'부터, 제정 러시아 말기의 어두운 광기를 해학적이면서도 장엄한 오케스트레이션으로 풀어낸 'Rasputin'에 이르기까지, 앨범은 통속적 유행가의 궤도를 훌쩍 벗어납니다. 성(聖)과 속(俗), 비극과 유희가 절묘하게 교차하는 이러한 예술적 철학은 청자들에게 단순한 쾌락 이상의 깊은 감정적 카타르시스를 안겨주었습니다.</w:t>
+      </w:r>
+    </w:p>
+    <w:p>
+      <w:pPr>
+        <w:spacing w:line="324" w:lineRule="auto" w:after="120"/>
+      </w:pPr>
+      <w:r>
+        <w:rPr w:rFonts="맑은 고딕">
+          <w:rFonts w:ascii="맑은 고딕" w:hAnsi="맑은 고딕" w:eastAsia="맑은 고딕"/>
+          <w:b w:val="0"/>
+          <w:sz w:val="21"/>
+        </w:rPr>
+        <w:t>또한 이 앨범은 1978년 서방 팝 아티스트로서는 극히 이례적으로 철의 장막을 뚫고 모스크바 붉은 광장을 울리며 이념을 초월한 음악의 위대한 힘을 증명하기도 했습니다. 세월이 흘러 디지털 음향의 시대가 도래했음에도, 바이닐의 소리골을 타고 흐르는 이 앨범의 베이스 라인과 보컬 하모니는 여전히 낡지 않는 생명력과 서정적 울림을 간직하고 있습니다. [Nightflight to Venus]는 1970년대를 살아간 청춘들의 가장 찬란했던 꿈과 낭만이 응축된, 결코 바래지 않는 팝 역사의 불멸의 보물입니다.</w:t>
       </w:r>
     </w:p>
     <w:p>
@@ -168,7 +200,7 @@
           <w:b w:val="0"/>
           <w:sz w:val="21"/>
         </w:rPr>
-        <w:t>1978년 7월 서독의 한사 레코드(Hansa Records)를 통해 발매된 보니 M.의 통산 세 번째 정규 스튜디오 앨범으로, 유로 디스코와 스페이스 록의 미학적 결합을 선보인 기념비적 역작</w:t>
+        <w:t>1978년 7월 서독의 한사 레코드(Hansa Records)를 통해 전 세계에 공개된 보니 M.의 통산 세 번째 정규 스튜디오 음반으로, 유로 디스코의 미학과 스페이스 팝의 서사를 결합한 정점의 앨범입니다.</w:t>
       </w:r>
     </w:p>
     <w:p>
@@ -199,7 +231,7 @@
           <w:b w:val="0"/>
           <w:sz w:val="21"/>
         </w:rPr>
-        <w:t>발매 직후 영국 앨범 차트 4주 연속 1위를 비롯해 독일, 노르웨이 등 유럽 각국 차트를 석권하였으며, 전 세계적으로 수백만 장 이상의 경이적인 판매고를 기록한 당대 최고의 메가 히트 앨범</w:t>
+        <w:t>발매 직후 영국 앨범 차트 4주 연속 1위를 비롯해 독일, 오스트리아 등 유럽 주요국 차트 정상을 휩쓸었으며, 전 세계적으로 1,000만 장 이상의 경이적인 판매고를 기록하였습니다. 수록 싱글들은 영국 역사상 최다 판매 싱글 리스트에 이름을 올렸습니다.</w:t>
       </w:r>
     </w:p>
     <w:p>
@@ -230,7 +262,7 @@
           <w:b w:val="0"/>
           <w:sz w:val="21"/>
         </w:rPr>
-        <w:t>영국 BPI 플래티넘, 독일 BVMI 더블 플래티넘 등 전 세계 수십 개국에서 골드 및 플래티넘 인증 획득, 서방 팝 그룹 최초로 냉전 시대 소련(모스크바 붉은 광장) 공연을 공식 허가받는 문화사적 파동을 일으킴</w:t>
+        <w:t>영국 음반 산업 협회(BPI) 플래티넘 인증, 독일 BVMI 더블 플래티넘을 포함해 전 세계 유수의 음반 협회로부터 골드 및 플래티넘 인증을 석권하였으며, 1978년 서방 대중음악인 최초로 소련(USSR) 정부의 공식 초청을 받아 모스크바 공연을 성사시킨 역사적 성취를 거두었습니다.</w:t>
       </w:r>
     </w:p>
     <w:p>
@@ -275,7 +307,7 @@
           <w:b w:val="0"/>
           <w:sz w:val="21"/>
         </w:rPr>
-        <w:t>독일 (서독 결성 / 멤버 전원 카리브해 출신)</w:t>
+        <w:t>독일 (서독에서 기획 및 결성 / 멤버 출신지: 자메이카, 몬트세랫, 아루바 등 카리브해 연안)</w:t>
       </w:r>
     </w:p>
     <w:p>
@@ -337,7 +369,7 @@
           <w:b w:val="0"/>
           <w:sz w:val="21"/>
         </w:rPr>
-        <w:t>4인조 혼성 팝/디스코 그룹</w:t>
+        <w:t>혼성 4인조 보컬 그룹</w:t>
       </w:r>
     </w:p>
     <w:p>
@@ -368,7 +400,7 @@
           <w:b w:val="0"/>
           <w:sz w:val="21"/>
         </w:rPr>
-        <w:t>독일 출신의 프로듀서 프랭크 파리안의 정교한 스튜디오 오케스트레이션과 리즈 미첼의 청명하고 소울풀한 리드 보컬, 그리고 바비 패럴의 압도적인 퍼포먼스가 결합하여 팝 음악계에 유로 디스코 열풍을 촉발한 전설적인 그룹입니다. 카리브해 특유의 토속적인 서정과 유럽의 세련된 일렉트로닉 편곡을 융합하여 인종과 국경, 이념의 장벽을 뛰어넘은 세계적인 문화 아이콘으로 평가받습니다.</w:t>
+        <w:t>독일의 명 프로듀서 프랭크 파리안의 천재적인 음악적 기획과 카리브해 출신 멤버들의 원초적인 솔(Soul)과 리듬감이 결합하여 결성된 전설적인 유로 디스코 그룹입니다. 매혹적인 비주얼과 드라마틱한 무대 연출, 중독성 넘치는 멜로디로 1970년대 후반 전 세계 팝 음악 시장의 판도를 뒤흔들었습니다. 흑인 영가, 카리브해 민요, 록, 클래식 요소를 디스코와 융합하여 팝 역사상 가장 독창적인 상업적 성공 모델을 확립하였습니다.</w:t>
       </w:r>
     </w:p>
     <w:p>
@@ -413,7 +445,7 @@
           <w:b w:val="0"/>
           <w:sz w:val="21"/>
         </w:rPr>
-        <w:t>본 앨범은 1970년대 말 정점에 달했던 디스코 장르에 공상과학적(Sci-Fi) 상상력과 서사시적 구성을 부여함으로써 댄스 팝의 미학적 지평을 한 단계 격상시킨 걸작입니다. 자메이카 민요, 구약성서의 시편, 러시아 제국의 역사를 아우르는 파격적인 테마를 정교한 베이스라인과 오케스트라 사운드로 엮어내어, 단순한 유행가를 넘어 반세기를 관통하는 클래식 팝의 반열에 올랐습니다.</w:t>
+        <w:t>유로 디스코라는 장르를 단순한 클럽용 음악에서 벗어나 시대의 거대한 팝 아트로 격상시킨 기념비적 작품입니다. 전자음악의 실험성과 정교한 오케스트레이션 편곡, 그리고 팝적인 멜로디 감각이 완벽한 균형을 이루며 1970년대 후반 대중음악의 기술적·예술적 정점을 명확히 보여줍니다.</w:t>
       </w:r>
     </w:p>
     <w:p>
@@ -444,7 +476,7 @@
           <w:b w:val="0"/>
           <w:sz w:val="21"/>
         </w:rPr>
-        <w:t>냉전의 긴장이 감돌던 1978년, 이 음반은 철의 장막을 뚫고 모스크바 청년들의 심장까지 뒤흔들며 자유와 해방의 송가가 되었습니다. 또한 당시 대한민국을 비롯한 전 세계의 음악다방과 롤러스케이트장, 젊음이 모이는 모든 공간마다 흘러나오며 한 시대를 풍미한 청춘들의 뜨거운 열정과 순수했던 아날로그적 낭만을 고스란히 간직하고 있습니다.</w:t>
+        <w:t>냉전의 불안과 오일쇼크 이후의 사회적 피로감이 팽배했던 1970년대 말, 암울한 현실을 벗어나 해방을 갈망하던 전 세계 청년들에게 거대한 도피처이자 치유의 공간을 제공하였습니다. 특히 서구 팝 음악에 빗장을 걸어 잠갔던 소련의 심장부 모스크바에서 공연을 펼치며 국경과 이념의 장벽을 무너뜨렸던 뜨거운 화합의 흔적이 음반 전체에 녹아 있습니다.</w:t>
       </w:r>
     </w:p>
     <w:p>
@@ -489,7 +521,7 @@
           <w:b w:val="0"/>
           <w:sz w:val="21"/>
         </w:rPr>
-        <w:t>신비로운 내레이션과 드럼 비트로 우주적 공간감을 여는 타이틀곡 'Nightflight to Venus', 시편 137편을 애잔하면서도 경쾌한 레게 디스코로 재해석하여 전 세계인의 애창곡이 된 'Rivers of Babylon', 러시아 괴승의 일대기를 드라마틱한 현악 선율과 박력 있는 비트로 엮어낸 불멸의 명곡 'Rasputin' 등 전 트랙이 유려한 서정성과 폭발적인 에너지를 품고 있습니다.</w:t>
+        <w:t>기계적인 보코더 나레이션과 질주하는 드럼 비트로 우주적 서막을 여는 타이틀곡 'Nightflight to Venus', 러시아 민속 악기풍의 현악 선율과 극적인 서사가 격돌하는 'Rasputin', 그리고 구약성서의 애가를 따뜻하고 영적인 레게 리듬으로 승화시킨 불후의 명곡 'Rivers of Babylon'에 이르기까지, 한 곡도 놓칠 수 없는 응집력과 매혹적인 서정성을 선사합니다.</w:t>
       </w:r>
     </w:p>
     <w:p>
@@ -520,7 +552,7 @@
           <w:b w:val="0"/>
           <w:sz w:val="21"/>
         </w:rPr>
-        <w:t>디지털 음원으로는 결코 체감할 수 없는 LP 그루브 특유의 묵직한 아날로그 베이스 타격감과 브라스 세션의 따뜻한 공명에 귀를 기울여 보시기 바랍니다. 진공관 앰프의 온기가 더해질 때 뿜어져 나오는 풍성한 저역과 현악 오케스트레이션의 입체적인 무대감은 아날로그 오디오 시스템에서 비로소 그 진가를 완벽하게 발휘합니다.</w:t>
+        <w:t>본 음반은 아날로그 멀티트랙 테이프로 정교하게 마스터링된 베이스와 브라스의 다이내믹이 압권입니다. 턴테이블의 바늘이 소리골을 지나며 전해오는 풍성한 타격감과 진공관 앰프 특유의 두툼하고 따스한 배음은 리즈 미첼의 매끄러운 보컬을 한층 생생하게 살려주며, 디지털 음원이 결코 흉내 낼 수 없는 입체적인 공간감을 구현합니다.</w:t>
       </w:r>
     </w:p>
     <w:p>
@@ -551,7 +583,7 @@
           <w:b w:val="0"/>
           <w:sz w:val="21"/>
         </w:rPr>
-        <w:t>유로 디스코 황금기를 대표하는 상징적인 SF 콘셉트의 게이트폴드 커버 아트워크와 대중음악사의 결정적 순간을 고스란히 담아낸 기록물로서, 정통 LP 컬렉터라면 결코 놓칠 수 없는 불멸의 컬렉터스 아이템입니다.</w:t>
+        <w:t>우주적 상상력이 화려하게 펼쳐진 오리지널 게이트폴드 커버의 시각적 매력과 더불어, 1970년대 팝 음악의 황금기를 실물 아날로그 사운드로 증언하는 사료적 가치를 지니고 있습니다. 클래식과 팝, 월드뮤직의 경계를 넘나드는 음악적 완성도를 지닌 만큼, 바이닐 애호가라면 반드시 턴테이블 곁에 비치해야 할 필청반입니다.</w:t>
       </w:r>
     </w:p>
     <w:p>
@@ -565,7 +597,7 @@
           <w:color w:val="4338CA"/>
           <w:sz w:val="21"/>
         </w:rPr>
-        <w:t>이 음반을 통해 턴테이블 위에서 찬란하게 부활하는 1970년대의 뜨거운 환희와 서정적인 낭만이 전해주는 감동을 다시 한번 경험해 보시는 것은 어떨까요?</w:t>
+        <w:t>이 음반을 통해 화려했던 1970년대의 밤하늘을 수놓은 우주적 낭만과 원초적 리듬이 전해주는 감동을 다시 한번 경험해 보시는 것은 어떨까요?</w:t>
       </w:r>
     </w:p>
     <w:sectPr>
